--- a/WebContent/docx/结直肠癌粪便DNA甲基化检测报告-阴性-佛山市第一人民医院-1.docx
+++ b/WebContent/docx/结直肠癌粪便DNA甲基化检测报告-阴性-佛山市第一人民医院-1.docx
@@ -13,16 +13,25 @@
           <w:lang w:eastAsia="zh-CN"/>
         </w:rPr>
       </w:pPr>
-      <w:bookmarkStart w:id="0" w:name="_Toc13806"/>
-      <w:bookmarkStart w:id="1" w:name="_Toc32054"/>
-      <w:bookmarkStart w:id="2" w:name="_Toc21669"/>
-      <w:bookmarkStart w:id="3" w:name="_Toc14517"/>
-      <w:bookmarkStart w:id="4" w:name="_Toc21009_WPSOffice_Level1"/>
-      <w:bookmarkStart w:id="5" w:name="_Toc27500"/>
+      <w:bookmarkStart w:id="0" w:name="_Toc32054"/>
+      <w:bookmarkStart w:id="1" w:name="_Toc27500"/>
+      <w:bookmarkStart w:id="2" w:name="_Toc10446"/>
+      <w:bookmarkStart w:id="3" w:name="_Toc21009_WPSOffice_Level1"/>
+      <w:bookmarkStart w:id="4" w:name="_Toc30143_WPSOffice_Level1"/>
+      <w:bookmarkStart w:id="5" w:name="_Toc21669"/>
       <w:bookmarkStart w:id="6" w:name="_Toc24397"/>
-      <w:bookmarkStart w:id="7" w:name="_Toc10446"/>
-      <w:bookmarkStart w:id="8" w:name="_Toc30143_WPSOffice_Level1"/>
+      <w:bookmarkStart w:id="7" w:name="_Toc13806"/>
+      <w:bookmarkStart w:id="8" w:name="_Toc14517"/>
       <w:bookmarkStart w:id="9" w:name="_Toc24178_WPSOffice_Level1"/>
+      <w:r>
+        <w:rPr>
+          <w:rFonts w:hint="eastAsia" w:ascii="Times New Roman" w:hAnsi="Times New Roman" w:cs="Times New Roman"/>
+          <w:sz w:val="36"/>
+          <w:szCs w:val="36"/>
+          <w:lang w:eastAsia="zh-CN"/>
+        </w:rPr>
+        <w:t>{% if summaryOfRresults.type == “tissue” %}</w:t>
+      </w:r>
       <w:r>
         <w:rPr>
           <w:rFonts w:ascii="Times New Roman" w:hAnsi="Times New Roman" w:cs="Times New Roman"/>
@@ -31,6 +40,44 @@
           <w:lang w:eastAsia="zh-CN"/>
         </w:rPr>
         <w:t>粪便DNA甲基化检测结果</w:t>
+      </w:r>
+      <w:r>
+        <w:rPr>
+          <w:rFonts w:hint="eastAsia" w:ascii="Times New Roman" w:hAnsi="Times New Roman" w:cs="Times New Roman"/>
+          <w:sz w:val="36"/>
+          <w:szCs w:val="36"/>
+          <w:lang w:eastAsia="zh-CN"/>
+        </w:rPr>
+        <w:t>{% else %}</w:t>
+      </w:r>
+      <w:r>
+        <w:rPr>
+          <w:rFonts w:hint="eastAsia" w:ascii="Times New Roman" w:hAnsi="Times New Roman" w:cs="Times New Roman"/>
+          <w:sz w:val="36"/>
+          <w:szCs w:val="36"/>
+          <w:highlight w:val="none"/>
+          <w:lang w:eastAsia="zh-CN"/>
+        </w:rPr>
+        <w:t>结直肠癌基因甲基化血液检测</w:t>
+      </w:r>
+      <w:r>
+        <w:rPr>
+          <w:rFonts w:hint="eastAsia" w:ascii="Times New Roman" w:hAnsi="Times New Roman" w:cs="Times New Roman"/>
+          <w:sz w:val="36"/>
+          <w:szCs w:val="36"/>
+          <w:highlight w:val="none"/>
+          <w:lang w:val="en-US" w:eastAsia="zh-CN"/>
+        </w:rPr>
+        <w:t>结果</w:t>
+      </w:r>
+      <w:r>
+        <w:rPr>
+          <w:rFonts w:hint="eastAsia" w:ascii="Times New Roman" w:hAnsi="Times New Roman" w:cs="Times New Roman"/>
+          <w:sz w:val="36"/>
+          <w:szCs w:val="36"/>
+          <w:lang w:eastAsia="zh-CN"/>
+        </w:rPr>
+        <w:t>{% endif %}</w:t>
       </w:r>
     </w:p>
     <w:p>
@@ -534,14 +581,38 @@
             </w:pPr>
             <w:r>
               <w:rPr>
-                <w:rFonts w:hint="eastAsia" w:ascii="Times New Roman" w:hAnsi="Times New Roman" w:eastAsia="微软雅黑" w:cs="Times New Roman"/>
+                <w:rFonts w:ascii="Times New Roman" w:hAnsi="Times New Roman" w:eastAsia="微软雅黑" w:cs="Times New Roman"/>
                 <w:bCs/>
                 <w:color w:val="000000"/>
                 <w:sz w:val="21"/>
                 <w:szCs w:val="21"/>
                 <w:lang w:eastAsia="zh-CN"/>
               </w:rPr>
-              <w:t>联系电话：{{ patient_phone }}</w:t>
+              <w:t>门诊号：</w:t>
+            </w:r>
+            <w:r>
+              <w:rPr>
+                <w:rFonts w:hint="eastAsia" w:ascii="Times New Roman" w:hAnsi="Times New Roman" w:eastAsia="微软雅黑" w:cs="Times New Roman"/>
+                <w:bCs/>
+                <w:color w:val="000000"/>
+                <w:sz w:val="21"/>
+                <w:szCs w:val="21"/>
+                <w:lang w:eastAsia="zh-CN"/>
+              </w:rPr>
+              <w:t>{{ room</w:t>
+            </w:r>
+            <w:bookmarkStart w:id="12" w:name="_GoBack"/>
+            <w:bookmarkEnd w:id="12"/>
+            <w:r>
+              <w:rPr>
+                <w:rFonts w:hint="eastAsia" w:ascii="Times New Roman" w:hAnsi="Times New Roman" w:eastAsia="微软雅黑" w:cs="Times New Roman"/>
+                <w:bCs/>
+                <w:color w:val="000000"/>
+                <w:sz w:val="21"/>
+                <w:szCs w:val="21"/>
+                <w:lang w:eastAsia="zh-CN"/>
+              </w:rPr>
+              <w:t xml:space="preserve"> }}</w:t>
             </w:r>
           </w:p>
         </w:tc>
@@ -610,18 +681,42 @@
                 <w:szCs w:val="21"/>
                 <w:lang w:eastAsia="zh-CN"/>
               </w:rPr>
-              <w:t>：</w:t>
-            </w:r>
-            <w:r>
-              <w:rPr>
-                <w:rFonts w:ascii="Times New Roman" w:hAnsi="Times New Roman" w:eastAsia="微软雅黑" w:cs="Times New Roman"/>
+              <w:t>：{% if summaryOfRresults.type == “tissue” %}结直肠癌粪便DNA甲基化检测{% else %}</w:t>
+            </w:r>
+            <w:r>
+              <w:rPr>
+                <w:rFonts w:hint="eastAsia" w:ascii="Times New Roman" w:hAnsi="Times New Roman" w:eastAsia="微软雅黑" w:cs="Times New Roman"/>
+                <w:bCs/>
+                <w:color w:val="000000"/>
+                <w:sz w:val="21"/>
+                <w:szCs w:val="21"/>
+                <w:highlight w:val="none"/>
+                <w:lang w:eastAsia="zh-CN"/>
+              </w:rPr>
+              <w:t>结直肠癌基因甲基化血液检</w:t>
+            </w:r>
+            <w:r>
+              <w:rPr>
+                <w:rFonts w:ascii="Times New Roman" w:hAnsi="Times New Roman" w:eastAsia="微软雅黑" w:cs="Times New Roman"/>
+                <w:bCs/>
+                <w:color w:val="000000"/>
+                <w:sz w:val="21"/>
+                <w:szCs w:val="21"/>
+                <w:highlight w:val="none"/>
+                <w:lang w:eastAsia="zh-CN"/>
+              </w:rPr>
+              <w:t>测</w:t>
+            </w:r>
+            <w:r>
+              <w:rPr>
+                <w:rFonts w:hint="eastAsia" w:ascii="Times New Roman" w:hAnsi="Times New Roman" w:eastAsia="微软雅黑" w:cs="Times New Roman"/>
                 <w:bCs/>
                 <w:color w:val="000000"/>
                 <w:sz w:val="21"/>
                 <w:szCs w:val="21"/>
                 <w:lang w:eastAsia="zh-CN"/>
               </w:rPr>
-              <w:t>结直肠癌粪便DNA甲基化检测</w:t>
+              <w:t>{% endif %}</w:t>
             </w:r>
           </w:p>
         </w:tc>
@@ -709,15 +804,27 @@
     </w:tbl>
     <w:p>
       <w:pPr>
-        <w:rPr>
-          <w:rFonts w:ascii="Times New Roman" w:hAnsi="Times New Roman" w:eastAsia="微软雅黑" w:cs="Times New Roman"/>
-          <w:b/>
-          <w:color w:val="00B050"/>
-          <w:sz w:val="28"/>
-          <w:szCs w:val="28"/>
+        <w:jc w:val="both"/>
+        <w:rPr>
+          <w:rFonts w:hint="eastAsia" w:ascii="Times New Roman" w:hAnsi="Times New Roman" w:eastAsia="微软雅黑" w:cs="Times New Roman"/>
+          <w:bCs/>
+          <w:color w:val="000000"/>
+          <w:sz w:val="21"/>
+          <w:szCs w:val="21"/>
           <w:lang w:eastAsia="zh-CN"/>
         </w:rPr>
       </w:pPr>
+      <w:r>
+        <w:rPr>
+          <w:rFonts w:hint="eastAsia" w:ascii="Times New Roman" w:hAnsi="Times New Roman" w:eastAsia="微软雅黑" w:cs="Times New Roman"/>
+          <w:bCs/>
+          <w:color w:val="000000"/>
+          <w:sz w:val="21"/>
+          <w:szCs w:val="21"/>
+          <w:lang w:eastAsia="zh-CN"/>
+        </w:rPr>
+        <w:t>{% if summaryOfRresults.type == “tissue” %}</w:t>
+      </w:r>
     </w:p>
     <w:p>
       <w:pPr>
@@ -1617,6 +1724,922 @@
     </w:tbl>
     <w:p>
       <w:pPr>
+        <w:jc w:val="both"/>
+        <w:rPr>
+          <w:rFonts w:hint="eastAsia" w:ascii="Times New Roman" w:hAnsi="Times New Roman" w:eastAsia="微软雅黑" w:cs="Times New Roman"/>
+          <w:bCs/>
+          <w:color w:val="000000"/>
+          <w:sz w:val="21"/>
+          <w:szCs w:val="21"/>
+          <w:lang w:eastAsia="zh-CN"/>
+        </w:rPr>
+      </w:pPr>
+      <w:r>
+        <w:rPr>
+          <w:rFonts w:hint="eastAsia" w:ascii="Times New Roman" w:hAnsi="Times New Roman" w:eastAsia="微软雅黑" w:cs="Times New Roman"/>
+          <w:bCs/>
+          <w:color w:val="000000"/>
+          <w:sz w:val="21"/>
+          <w:szCs w:val="21"/>
+          <w:lang w:eastAsia="zh-CN"/>
+        </w:rPr>
+        <w:t>{% else %}</w:t>
+      </w:r>
+    </w:p>
+    <w:p>
+      <w:pPr>
+        <w:pStyle w:val="2"/>
+        <w:numPr>
+          <w:ilvl w:val="255"/>
+          <w:numId w:val="0"/>
+        </w:numPr>
+        <w:jc w:val="left"/>
+        <w:rPr>
+          <w:rFonts w:cs="Times New Roman"/>
+        </w:rPr>
+      </w:pPr>
+      <w:r>
+        <w:rPr>
+          <w:rFonts w:cs="Times New Roman"/>
+        </w:rPr>
+        <w:t>本次样本检测结果为：</w:t>
+      </w:r>
+    </w:p>
+    <w:tbl>
+      <w:tblPr>
+        <w:tblStyle w:val="16"/>
+        <w:tblW w:w="9898" w:type="dxa"/>
+        <w:tblInd w:w="98" w:type="dxa"/>
+        <w:tblLayout w:type="fixed"/>
+        <w:tblCellMar>
+          <w:top w:w="0" w:type="dxa"/>
+          <w:left w:w="108" w:type="dxa"/>
+          <w:bottom w:w="0" w:type="dxa"/>
+          <w:right w:w="108" w:type="dxa"/>
+        </w:tblCellMar>
+      </w:tblPr>
+      <w:tblGrid>
+        <w:gridCol w:w="2571"/>
+        <w:gridCol w:w="2547"/>
+        <w:gridCol w:w="2590"/>
+        <w:gridCol w:w="2190"/>
+      </w:tblGrid>
+      <w:tr>
+        <w:tblPrEx>
+          <w:tblCellMar>
+            <w:top w:w="0" w:type="dxa"/>
+            <w:left w:w="108" w:type="dxa"/>
+            <w:bottom w:w="0" w:type="dxa"/>
+            <w:right w:w="108" w:type="dxa"/>
+          </w:tblCellMar>
+        </w:tblPrEx>
+        <w:trPr>
+          <w:trHeight w:val="397" w:hRule="atLeast"/>
+        </w:trPr>
+        <w:tc>
+          <w:tcPr>
+            <w:tcW w:w="2571" w:type="dxa"/>
+            <w:tcBorders>
+              <w:top w:val="single" w:color="000000" w:sz="4" w:space="0"/>
+              <w:left w:val="nil"/>
+              <w:bottom w:val="single" w:color="000000" w:sz="4" w:space="0"/>
+              <w:right w:val="single" w:color="auto" w:sz="4" w:space="0"/>
+            </w:tcBorders>
+            <w:shd w:val="clear" w:color="auto" w:fill="auto"/>
+            <w:noWrap/>
+            <w:vAlign w:val="center"/>
+          </w:tcPr>
+          <w:p>
+            <w:pPr>
+              <w:jc w:val="center"/>
+              <w:rPr>
+                <w:rFonts w:ascii="Times New Roman" w:hAnsi="Times New Roman" w:eastAsia="微软雅黑" w:cs="Times New Roman"/>
+                <w:color w:val="000000"/>
+              </w:rPr>
+            </w:pPr>
+          </w:p>
+        </w:tc>
+        <w:tc>
+          <w:tcPr>
+            <w:tcW w:w="2547" w:type="dxa"/>
+            <w:tcBorders>
+              <w:top w:val="single" w:color="000000" w:sz="4" w:space="0"/>
+              <w:left w:val="single" w:color="auto" w:sz="4" w:space="0"/>
+              <w:bottom w:val="single" w:color="000000" w:sz="4" w:space="0"/>
+              <w:right w:val="single" w:color="000000" w:sz="4" w:space="0"/>
+            </w:tcBorders>
+            <w:shd w:val="clear" w:color="auto" w:fill="auto"/>
+            <w:noWrap/>
+            <w:vAlign w:val="center"/>
+          </w:tcPr>
+          <w:p>
+            <w:pPr>
+              <w:widowControl/>
+              <w:jc w:val="center"/>
+              <w:textAlignment w:val="center"/>
+              <w:rPr>
+                <w:rFonts w:ascii="Times New Roman" w:hAnsi="Times New Roman" w:eastAsia="微软雅黑" w:cs="Times New Roman"/>
+                <w:color w:val="000000"/>
+              </w:rPr>
+            </w:pPr>
+            <w:r>
+              <w:rPr>
+                <w:rFonts w:ascii="Times New Roman" w:hAnsi="Times New Roman" w:eastAsia="微软雅黑" w:cs="Times New Roman"/>
+                <w:color w:val="000000"/>
+              </w:rPr>
+              <w:t>NTMT1 靶基因</w:t>
+            </w:r>
+          </w:p>
+        </w:tc>
+        <w:tc>
+          <w:tcPr>
+            <w:tcW w:w="2590" w:type="dxa"/>
+            <w:tcBorders>
+              <w:top w:val="single" w:color="000000" w:sz="4" w:space="0"/>
+              <w:left w:val="single" w:color="000000" w:sz="4" w:space="0"/>
+              <w:bottom w:val="single" w:color="auto" w:sz="4" w:space="0"/>
+              <w:right w:val="single" w:color="auto" w:sz="4" w:space="0"/>
+            </w:tcBorders>
+            <w:shd w:val="clear" w:color="auto" w:fill="auto"/>
+            <w:noWrap/>
+            <w:vAlign w:val="center"/>
+          </w:tcPr>
+          <w:p>
+            <w:pPr>
+              <w:widowControl/>
+              <w:jc w:val="center"/>
+              <w:textAlignment w:val="center"/>
+              <w:rPr>
+                <w:rFonts w:ascii="Times New Roman" w:hAnsi="Times New Roman" w:eastAsia="微软雅黑" w:cs="Times New Roman"/>
+                <w:color w:val="000000"/>
+              </w:rPr>
+            </w:pPr>
+            <w:r>
+              <w:rPr>
+                <w:rFonts w:ascii="Times New Roman" w:hAnsi="Times New Roman" w:eastAsia="微软雅黑" w:cs="Times New Roman"/>
+                <w:color w:val="000000"/>
+              </w:rPr>
+              <w:t>MAP3K14-AS1 靶基因</w:t>
+            </w:r>
+          </w:p>
+        </w:tc>
+        <w:tc>
+          <w:tcPr>
+            <w:tcW w:w="2190" w:type="dxa"/>
+            <w:tcBorders>
+              <w:top w:val="single" w:color="auto" w:sz="4" w:space="0"/>
+              <w:left w:val="single" w:color="auto" w:sz="4" w:space="0"/>
+              <w:bottom w:val="single" w:color="auto" w:sz="4" w:space="0"/>
+              <w:right w:val="nil"/>
+            </w:tcBorders>
+            <w:shd w:val="clear" w:color="auto" w:fill="auto"/>
+            <w:noWrap/>
+            <w:vAlign w:val="center"/>
+          </w:tcPr>
+          <w:p>
+            <w:pPr>
+              <w:widowControl/>
+              <w:jc w:val="center"/>
+              <w:textAlignment w:val="center"/>
+              <w:rPr>
+                <w:rFonts w:ascii="Times New Roman" w:hAnsi="Times New Roman" w:eastAsia="微软雅黑" w:cs="Times New Roman"/>
+                <w:b/>
+                <w:bCs/>
+              </w:rPr>
+            </w:pPr>
+            <w:r>
+              <w:rPr>
+                <w:rFonts w:ascii="Times New Roman" w:hAnsi="Times New Roman" w:eastAsia="微软雅黑" w:cs="Times New Roman"/>
+                <w:b/>
+                <w:bCs/>
+                <w:lang w:eastAsia="zh-CN" w:bidi="ar"/>
+              </w:rPr>
+              <w:t>样本结果判定</w:t>
+            </w:r>
+          </w:p>
+        </w:tc>
+      </w:tr>
+      <w:tr>
+        <w:tblPrEx>
+          <w:tblCellMar>
+            <w:top w:w="0" w:type="dxa"/>
+            <w:left w:w="108" w:type="dxa"/>
+            <w:bottom w:w="0" w:type="dxa"/>
+            <w:right w:w="108" w:type="dxa"/>
+          </w:tblCellMar>
+        </w:tblPrEx>
+        <w:trPr>
+          <w:trHeight w:val="397" w:hRule="atLeast"/>
+        </w:trPr>
+        <w:tc>
+          <w:tcPr>
+            <w:tcW w:w="2571" w:type="dxa"/>
+            <w:tcBorders>
+              <w:top w:val="single" w:color="000000" w:sz="4" w:space="0"/>
+              <w:left w:val="nil"/>
+              <w:bottom w:val="single" w:color="000000" w:sz="4" w:space="0"/>
+              <w:right w:val="single" w:color="auto" w:sz="4" w:space="0"/>
+            </w:tcBorders>
+            <w:shd w:val="clear" w:color="auto" w:fill="auto"/>
+            <w:noWrap/>
+            <w:vAlign w:val="center"/>
+          </w:tcPr>
+          <w:p>
+            <w:pPr>
+              <w:widowControl/>
+              <w:jc w:val="center"/>
+              <w:textAlignment w:val="center"/>
+              <w:rPr>
+                <w:rFonts w:ascii="Times New Roman" w:hAnsi="Times New Roman" w:eastAsia="微软雅黑" w:cs="Times New Roman"/>
+                <w:color w:val="000000"/>
+              </w:rPr>
+            </w:pPr>
+            <w:r>
+              <w:rPr>
+                <w:rFonts w:ascii="Times New Roman" w:hAnsi="Times New Roman" w:eastAsia="微软雅黑" w:cs="Times New Roman"/>
+                <w:color w:val="000000"/>
+                <w:lang w:eastAsia="zh-CN" w:bidi="ar"/>
+              </w:rPr>
+              <w:t>Ct值</w:t>
+            </w:r>
+          </w:p>
+        </w:tc>
+        <w:tc>
+          <w:tcPr>
+            <w:tcW w:w="2547" w:type="dxa"/>
+            <w:tcBorders>
+              <w:top w:val="single" w:color="000000" w:sz="4" w:space="0"/>
+              <w:left w:val="single" w:color="auto" w:sz="4" w:space="0"/>
+              <w:bottom w:val="single" w:color="000000" w:sz="4" w:space="0"/>
+              <w:right w:val="single" w:color="000000" w:sz="4" w:space="0"/>
+            </w:tcBorders>
+            <w:shd w:val="clear" w:color="auto" w:fill="auto"/>
+            <w:noWrap/>
+            <w:vAlign w:val="center"/>
+          </w:tcPr>
+          <w:p>
+            <w:pPr>
+              <w:jc w:val="center"/>
+              <w:rPr>
+                <w:rFonts w:ascii="Times New Roman" w:hAnsi="Times New Roman" w:eastAsia="微软雅黑" w:cs="Times New Roman"/>
+                <w:color w:val="000000"/>
+                <w:highlight w:val="yellow"/>
+                <w:lang w:eastAsia="zh-CN"/>
+              </w:rPr>
+            </w:pPr>
+            <w:r>
+              <w:rPr>
+                <w:rFonts w:ascii="Times New Roman" w:hAnsi="Times New Roman" w:eastAsia="微软雅黑" w:cs="Times New Roman"/>
+                <w:color w:val="000000"/>
+                <w:highlight w:val="yellow"/>
+                <w:lang w:eastAsia="zh-CN"/>
+              </w:rPr>
+              <w:t>≥50.000</w:t>
+            </w:r>
+          </w:p>
+        </w:tc>
+        <w:tc>
+          <w:tcPr>
+            <w:tcW w:w="2590" w:type="dxa"/>
+            <w:tcBorders>
+              <w:top w:val="single" w:color="auto" w:sz="4" w:space="0"/>
+              <w:left w:val="single" w:color="000000" w:sz="4" w:space="0"/>
+              <w:bottom w:val="single" w:color="000000" w:sz="4" w:space="0"/>
+              <w:right w:val="single" w:color="auto" w:sz="4" w:space="0"/>
+            </w:tcBorders>
+            <w:shd w:val="clear" w:color="auto" w:fill="auto"/>
+            <w:noWrap/>
+            <w:vAlign w:val="center"/>
+          </w:tcPr>
+          <w:p>
+            <w:pPr>
+              <w:jc w:val="center"/>
+              <w:rPr>
+                <w:rFonts w:ascii="Times New Roman" w:hAnsi="Times New Roman" w:eastAsia="微软雅黑" w:cs="Times New Roman"/>
+                <w:color w:val="000000"/>
+                <w:highlight w:val="yellow"/>
+                <w:lang w:eastAsia="zh-CN"/>
+              </w:rPr>
+            </w:pPr>
+            <w:r>
+              <w:rPr>
+                <w:rFonts w:ascii="Times New Roman" w:hAnsi="Times New Roman" w:eastAsia="微软雅黑" w:cs="Times New Roman"/>
+                <w:color w:val="000000"/>
+                <w:highlight w:val="yellow"/>
+                <w:lang w:eastAsia="zh-CN"/>
+              </w:rPr>
+              <w:t>≥50.000</w:t>
+            </w:r>
+          </w:p>
+        </w:tc>
+        <w:tc>
+          <w:tcPr>
+            <w:tcW w:w="2190" w:type="dxa"/>
+            <w:vMerge w:val="restart"/>
+            <w:tcBorders>
+              <w:top w:val="single" w:color="auto" w:sz="4" w:space="0"/>
+              <w:left w:val="single" w:color="auto" w:sz="4" w:space="0"/>
+              <w:right w:val="nil"/>
+            </w:tcBorders>
+            <w:shd w:val="clear" w:color="auto" w:fill="auto"/>
+            <w:noWrap/>
+            <w:vAlign w:val="center"/>
+          </w:tcPr>
+          <w:p>
+            <w:pPr>
+              <w:widowControl/>
+              <w:jc w:val="center"/>
+              <w:textAlignment w:val="center"/>
+              <w:rPr>
+                <w:rFonts w:ascii="Times New Roman" w:hAnsi="Times New Roman" w:eastAsia="微软雅黑" w:cs="Times New Roman"/>
+                <w:b/>
+                <w:bCs/>
+              </w:rPr>
+            </w:pPr>
+            <w:r>
+              <w:rPr>
+                <w:rFonts w:hint="eastAsia" w:ascii="Times New Roman" w:hAnsi="Times New Roman" w:eastAsia="微软雅黑" w:cs="Times New Roman"/>
+                <w:b/>
+                <w:bCs/>
+                <w:color w:val="00B050"/>
+                <w:lang w:eastAsia="zh-CN" w:bidi="ar"/>
+              </w:rPr>
+              <w:t>阴</w:t>
+            </w:r>
+            <w:r>
+              <w:rPr>
+                <w:rFonts w:ascii="Times New Roman" w:hAnsi="Times New Roman" w:eastAsia="微软雅黑" w:cs="Times New Roman"/>
+                <w:b/>
+                <w:bCs/>
+                <w:color w:val="00B050"/>
+                <w:lang w:eastAsia="zh-CN" w:bidi="ar"/>
+              </w:rPr>
+              <w:t>性</w:t>
+            </w:r>
+          </w:p>
+        </w:tc>
+      </w:tr>
+      <w:tr>
+        <w:tblPrEx>
+          <w:tblCellMar>
+            <w:top w:w="0" w:type="dxa"/>
+            <w:left w:w="108" w:type="dxa"/>
+            <w:bottom w:w="0" w:type="dxa"/>
+            <w:right w:w="108" w:type="dxa"/>
+          </w:tblCellMar>
+        </w:tblPrEx>
+        <w:trPr>
+          <w:trHeight w:val="397" w:hRule="atLeast"/>
+        </w:trPr>
+        <w:tc>
+          <w:tcPr>
+            <w:tcW w:w="2571" w:type="dxa"/>
+            <w:tcBorders>
+              <w:top w:val="single" w:color="000000" w:sz="4" w:space="0"/>
+              <w:left w:val="nil"/>
+              <w:bottom w:val="single" w:color="000000" w:sz="4" w:space="0"/>
+              <w:right w:val="single" w:color="auto" w:sz="4" w:space="0"/>
+            </w:tcBorders>
+            <w:shd w:val="clear" w:color="auto" w:fill="auto"/>
+            <w:noWrap/>
+            <w:vAlign w:val="center"/>
+          </w:tcPr>
+          <w:p>
+            <w:pPr>
+              <w:widowControl/>
+              <w:jc w:val="center"/>
+              <w:textAlignment w:val="center"/>
+              <w:rPr>
+                <w:rFonts w:ascii="Times New Roman" w:hAnsi="Times New Roman" w:eastAsia="微软雅黑" w:cs="Times New Roman"/>
+                <w:color w:val="000000"/>
+              </w:rPr>
+            </w:pPr>
+            <w:r>
+              <w:rPr>
+                <w:rFonts w:ascii="Times New Roman" w:hAnsi="Times New Roman" w:eastAsia="微软雅黑" w:cs="Times New Roman"/>
+                <w:color w:val="000000"/>
+                <w:lang w:eastAsia="zh-CN" w:bidi="ar"/>
+              </w:rPr>
+              <w:t>检测结果</w:t>
+            </w:r>
+          </w:p>
+        </w:tc>
+        <w:tc>
+          <w:tcPr>
+            <w:tcW w:w="2547" w:type="dxa"/>
+            <w:tcBorders>
+              <w:top w:val="single" w:color="000000" w:sz="4" w:space="0"/>
+              <w:left w:val="single" w:color="auto" w:sz="4" w:space="0"/>
+              <w:bottom w:val="single" w:color="000000" w:sz="4" w:space="0"/>
+              <w:right w:val="single" w:color="000000" w:sz="4" w:space="0"/>
+            </w:tcBorders>
+            <w:shd w:val="clear" w:color="auto" w:fill="auto"/>
+            <w:noWrap/>
+            <w:vAlign w:val="center"/>
+          </w:tcPr>
+          <w:p>
+            <w:pPr>
+              <w:widowControl/>
+              <w:jc w:val="center"/>
+              <w:textAlignment w:val="center"/>
+              <w:rPr>
+                <w:rFonts w:ascii="Times New Roman" w:hAnsi="Times New Roman" w:eastAsia="微软雅黑" w:cs="Times New Roman"/>
+                <w:color w:val="000000"/>
+              </w:rPr>
+            </w:pPr>
+            <w:r>
+              <w:rPr>
+                <w:rFonts w:ascii="Times New Roman" w:hAnsi="Times New Roman" w:eastAsia="微软雅黑" w:cs="Times New Roman"/>
+                <w:color w:val="000000"/>
+                <w:lang w:eastAsia="zh-CN" w:bidi="ar"/>
+              </w:rPr>
+              <w:t>阴性</w:t>
+            </w:r>
+          </w:p>
+        </w:tc>
+        <w:tc>
+          <w:tcPr>
+            <w:tcW w:w="2590" w:type="dxa"/>
+            <w:tcBorders>
+              <w:top w:val="single" w:color="000000" w:sz="4" w:space="0"/>
+              <w:left w:val="single" w:color="000000" w:sz="4" w:space="0"/>
+              <w:bottom w:val="single" w:color="000000" w:sz="4" w:space="0"/>
+              <w:right w:val="single" w:color="auto" w:sz="4" w:space="0"/>
+            </w:tcBorders>
+            <w:shd w:val="clear" w:color="auto" w:fill="auto"/>
+            <w:noWrap/>
+            <w:vAlign w:val="center"/>
+          </w:tcPr>
+          <w:p>
+            <w:pPr>
+              <w:widowControl/>
+              <w:jc w:val="center"/>
+              <w:textAlignment w:val="center"/>
+              <w:rPr>
+                <w:rFonts w:ascii="Times New Roman" w:hAnsi="Times New Roman" w:eastAsia="微软雅黑" w:cs="Times New Roman"/>
+                <w:color w:val="000000"/>
+              </w:rPr>
+            </w:pPr>
+            <w:r>
+              <w:rPr>
+                <w:rFonts w:ascii="Times New Roman" w:hAnsi="Times New Roman" w:eastAsia="微软雅黑" w:cs="Times New Roman"/>
+                <w:color w:val="000000"/>
+                <w:lang w:eastAsia="zh-CN" w:bidi="ar"/>
+              </w:rPr>
+              <w:t>阴性</w:t>
+            </w:r>
+          </w:p>
+        </w:tc>
+        <w:tc>
+          <w:tcPr>
+            <w:tcW w:w="2190" w:type="dxa"/>
+            <w:vMerge w:val="continue"/>
+            <w:tcBorders>
+              <w:left w:val="single" w:color="auto" w:sz="4" w:space="0"/>
+              <w:bottom w:val="single" w:color="auto" w:sz="4" w:space="0"/>
+              <w:right w:val="nil"/>
+            </w:tcBorders>
+            <w:shd w:val="clear" w:color="auto" w:fill="auto"/>
+            <w:noWrap/>
+            <w:vAlign w:val="center"/>
+          </w:tcPr>
+          <w:p>
+            <w:pPr>
+              <w:widowControl/>
+              <w:jc w:val="center"/>
+              <w:textAlignment w:val="center"/>
+              <w:rPr>
+                <w:rFonts w:ascii="Times New Roman" w:hAnsi="Times New Roman" w:eastAsia="微软雅黑" w:cs="Times New Roman"/>
+                <w:b/>
+                <w:bCs/>
+                <w:color w:val="FF0000"/>
+                <w:sz w:val="28"/>
+                <w:szCs w:val="28"/>
+              </w:rPr>
+            </w:pPr>
+          </w:p>
+        </w:tc>
+      </w:tr>
+    </w:tbl>
+    <w:p>
+      <w:pPr>
+        <w:rPr>
+          <w:rFonts w:ascii="Times New Roman" w:hAnsi="Times New Roman" w:eastAsia="微软雅黑" w:cs="Times New Roman"/>
+          <w:b/>
+          <w:color w:val="00B050"/>
+          <w:sz w:val="28"/>
+          <w:szCs w:val="28"/>
+          <w:lang w:eastAsia="zh-CN"/>
+        </w:rPr>
+      </w:pPr>
+    </w:p>
+    <w:p>
+      <w:pPr>
+        <w:pStyle w:val="2"/>
+        <w:numPr>
+          <w:ilvl w:val="255"/>
+          <w:numId w:val="0"/>
+        </w:numPr>
+        <w:jc w:val="left"/>
+        <w:rPr>
+          <w:rFonts w:cs="Times New Roman"/>
+        </w:rPr>
+      </w:pPr>
+      <w:r>
+        <w:rPr>
+          <w:rFonts w:cs="Times New Roman"/>
+        </w:rPr>
+        <w:t>结果判定依据见下表：</w:t>
+      </w:r>
+    </w:p>
+    <w:tbl>
+      <w:tblPr>
+        <w:tblStyle w:val="16"/>
+        <w:tblW w:w="9939" w:type="dxa"/>
+        <w:tblInd w:w="0" w:type="dxa"/>
+        <w:tblLayout w:type="fixed"/>
+        <w:tblCellMar>
+          <w:top w:w="0" w:type="dxa"/>
+          <w:left w:w="108" w:type="dxa"/>
+          <w:bottom w:w="0" w:type="dxa"/>
+          <w:right w:w="108" w:type="dxa"/>
+        </w:tblCellMar>
+      </w:tblPr>
+      <w:tblGrid>
+        <w:gridCol w:w="7643"/>
+        <w:gridCol w:w="2296"/>
+      </w:tblGrid>
+      <w:tr>
+        <w:tblPrEx>
+          <w:tblCellMar>
+            <w:top w:w="0" w:type="dxa"/>
+            <w:left w:w="108" w:type="dxa"/>
+            <w:bottom w:w="0" w:type="dxa"/>
+            <w:right w:w="108" w:type="dxa"/>
+          </w:tblCellMar>
+        </w:tblPrEx>
+        <w:trPr>
+          <w:trHeight w:val="397" w:hRule="atLeast"/>
+        </w:trPr>
+        <w:tc>
+          <w:tcPr>
+            <w:tcW w:w="7643" w:type="dxa"/>
+            <w:tcBorders>
+              <w:top w:val="single" w:color="000000" w:sz="4" w:space="0"/>
+              <w:bottom w:val="single" w:color="000000" w:sz="4" w:space="0"/>
+              <w:right w:val="single" w:color="000000" w:sz="4" w:space="0"/>
+            </w:tcBorders>
+            <w:shd w:val="clear" w:color="auto" w:fill="auto"/>
+            <w:noWrap/>
+            <w:vAlign w:val="center"/>
+          </w:tcPr>
+          <w:p>
+            <w:pPr>
+              <w:widowControl/>
+              <w:textAlignment w:val="center"/>
+              <w:rPr>
+                <w:rFonts w:ascii="Times New Roman" w:hAnsi="Times New Roman" w:eastAsia="微软雅黑" w:cs="Times New Roman"/>
+                <w:color w:val="000000"/>
+              </w:rPr>
+            </w:pPr>
+            <w:r>
+              <w:rPr>
+                <w:rFonts w:ascii="Times New Roman" w:hAnsi="Times New Roman" w:eastAsia="微软雅黑" w:cs="Times New Roman"/>
+                <w:color w:val="000000"/>
+                <w:lang w:eastAsia="zh-CN" w:bidi="ar"/>
+              </w:rPr>
+              <w:t>结果判定依据</w:t>
+            </w:r>
+          </w:p>
+        </w:tc>
+        <w:tc>
+          <w:tcPr>
+            <w:tcW w:w="2296" w:type="dxa"/>
+            <w:tcBorders>
+              <w:top w:val="single" w:color="000000" w:sz="4" w:space="0"/>
+              <w:left w:val="single" w:color="000000" w:sz="4" w:space="0"/>
+              <w:bottom w:val="single" w:color="000000" w:sz="4" w:space="0"/>
+              <w:right w:val="nil"/>
+            </w:tcBorders>
+            <w:shd w:val="clear" w:color="auto" w:fill="auto"/>
+            <w:noWrap/>
+            <w:vAlign w:val="center"/>
+          </w:tcPr>
+          <w:p>
+            <w:pPr>
+              <w:widowControl/>
+              <w:jc w:val="center"/>
+              <w:textAlignment w:val="center"/>
+              <w:rPr>
+                <w:rFonts w:ascii="Times New Roman" w:hAnsi="Times New Roman" w:eastAsia="微软雅黑" w:cs="Times New Roman"/>
+                <w:color w:val="000000"/>
+              </w:rPr>
+            </w:pPr>
+            <w:r>
+              <w:rPr>
+                <w:rFonts w:ascii="Times New Roman" w:hAnsi="Times New Roman" w:eastAsia="微软雅黑" w:cs="Times New Roman"/>
+                <w:color w:val="000000"/>
+                <w:lang w:eastAsia="zh-CN" w:bidi="ar"/>
+              </w:rPr>
+              <w:t>结果判定</w:t>
+            </w:r>
+          </w:p>
+        </w:tc>
+      </w:tr>
+      <w:tr>
+        <w:tblPrEx>
+          <w:tblCellMar>
+            <w:top w:w="0" w:type="dxa"/>
+            <w:left w:w="108" w:type="dxa"/>
+            <w:bottom w:w="0" w:type="dxa"/>
+            <w:right w:w="108" w:type="dxa"/>
+          </w:tblCellMar>
+        </w:tblPrEx>
+        <w:trPr>
+          <w:trHeight w:val="397" w:hRule="atLeast"/>
+        </w:trPr>
+        <w:tc>
+          <w:tcPr>
+            <w:tcW w:w="7643" w:type="dxa"/>
+            <w:tcBorders>
+              <w:top w:val="single" w:color="000000" w:sz="4" w:space="0"/>
+              <w:bottom w:val="single" w:color="000000" w:sz="4" w:space="0"/>
+              <w:right w:val="single" w:color="000000" w:sz="4" w:space="0"/>
+            </w:tcBorders>
+            <w:shd w:val="clear" w:color="auto" w:fill="auto"/>
+            <w:noWrap/>
+            <w:vAlign w:val="center"/>
+          </w:tcPr>
+          <w:p>
+            <w:pPr>
+              <w:widowControl/>
+              <w:textAlignment w:val="center"/>
+              <w:rPr>
+                <w:rFonts w:ascii="Times New Roman" w:hAnsi="Times New Roman" w:eastAsia="微软雅黑" w:cs="Times New Roman"/>
+                <w:color w:val="000000"/>
+              </w:rPr>
+            </w:pPr>
+            <w:r>
+              <w:rPr>
+                <w:rFonts w:ascii="Times New Roman" w:hAnsi="Times New Roman" w:eastAsia="微软雅黑" w:cs="Times New Roman"/>
+                <w:color w:val="000000"/>
+                <w:lang w:eastAsia="zh-CN" w:bidi="ar"/>
+              </w:rPr>
+              <w:t>1  NTMT1 阳性（Ct≤48）；MAP3K14-AS1 阳性（Ct≤48）；</w:t>
+            </w:r>
+          </w:p>
+        </w:tc>
+        <w:tc>
+          <w:tcPr>
+            <w:tcW w:w="2296" w:type="dxa"/>
+            <w:vMerge w:val="restart"/>
+            <w:tcBorders>
+              <w:top w:val="single" w:color="000000" w:sz="4" w:space="0"/>
+              <w:left w:val="single" w:color="000000" w:sz="4" w:space="0"/>
+              <w:bottom w:val="single" w:color="000000" w:sz="4" w:space="0"/>
+              <w:right w:val="nil"/>
+            </w:tcBorders>
+            <w:shd w:val="clear" w:color="auto" w:fill="auto"/>
+            <w:noWrap/>
+            <w:vAlign w:val="center"/>
+          </w:tcPr>
+          <w:p>
+            <w:pPr>
+              <w:widowControl/>
+              <w:jc w:val="center"/>
+              <w:textAlignment w:val="center"/>
+              <w:rPr>
+                <w:rFonts w:ascii="Times New Roman" w:hAnsi="Times New Roman" w:eastAsia="微软雅黑" w:cs="Times New Roman"/>
+                <w:color w:val="000000"/>
+              </w:rPr>
+            </w:pPr>
+            <w:r>
+              <w:rPr>
+                <w:rFonts w:ascii="Times New Roman" w:hAnsi="Times New Roman" w:eastAsia="微软雅黑" w:cs="Times New Roman"/>
+                <w:color w:val="000000"/>
+                <w:lang w:eastAsia="zh-CN" w:bidi="ar"/>
+              </w:rPr>
+              <w:t>阳性</w:t>
+            </w:r>
+          </w:p>
+        </w:tc>
+      </w:tr>
+      <w:tr>
+        <w:tblPrEx>
+          <w:tblCellMar>
+            <w:top w:w="0" w:type="dxa"/>
+            <w:left w:w="108" w:type="dxa"/>
+            <w:bottom w:w="0" w:type="dxa"/>
+            <w:right w:w="108" w:type="dxa"/>
+          </w:tblCellMar>
+        </w:tblPrEx>
+        <w:trPr>
+          <w:trHeight w:val="397" w:hRule="atLeast"/>
+        </w:trPr>
+        <w:tc>
+          <w:tcPr>
+            <w:tcW w:w="7643" w:type="dxa"/>
+            <w:tcBorders>
+              <w:top w:val="single" w:color="000000" w:sz="4" w:space="0"/>
+              <w:bottom w:val="single" w:color="000000" w:sz="4" w:space="0"/>
+              <w:right w:val="single" w:color="000000" w:sz="4" w:space="0"/>
+            </w:tcBorders>
+            <w:shd w:val="clear" w:color="auto" w:fill="auto"/>
+            <w:noWrap/>
+            <w:vAlign w:val="center"/>
+          </w:tcPr>
+          <w:p>
+            <w:pPr>
+              <w:widowControl/>
+              <w:textAlignment w:val="center"/>
+              <w:rPr>
+                <w:rFonts w:ascii="Times New Roman" w:hAnsi="Times New Roman" w:eastAsia="微软雅黑" w:cs="Times New Roman"/>
+                <w:color w:val="000000"/>
+              </w:rPr>
+            </w:pPr>
+            <w:r>
+              <w:rPr>
+                <w:rFonts w:ascii="Times New Roman" w:hAnsi="Times New Roman" w:eastAsia="微软雅黑" w:cs="Times New Roman"/>
+                <w:color w:val="000000"/>
+                <w:lang w:eastAsia="zh-CN" w:bidi="ar"/>
+              </w:rPr>
+              <w:t>2  NTMT1 阳性（Ct≤48）；MAP3K14-AS1 阴性（Ct&gt;48或Unde）；</w:t>
+            </w:r>
+          </w:p>
+        </w:tc>
+        <w:tc>
+          <w:tcPr>
+            <w:tcW w:w="2296" w:type="dxa"/>
+            <w:vMerge w:val="continue"/>
+            <w:tcBorders>
+              <w:top w:val="single" w:color="000000" w:sz="4" w:space="0"/>
+              <w:left w:val="single" w:color="000000" w:sz="4" w:space="0"/>
+              <w:bottom w:val="single" w:color="000000" w:sz="4" w:space="0"/>
+              <w:right w:val="nil"/>
+            </w:tcBorders>
+            <w:shd w:val="clear" w:color="auto" w:fill="auto"/>
+            <w:noWrap/>
+            <w:vAlign w:val="center"/>
+          </w:tcPr>
+          <w:p>
+            <w:pPr>
+              <w:jc w:val="center"/>
+              <w:rPr>
+                <w:rFonts w:ascii="Times New Roman" w:hAnsi="Times New Roman" w:eastAsia="微软雅黑" w:cs="Times New Roman"/>
+                <w:color w:val="000000"/>
+              </w:rPr>
+            </w:pPr>
+          </w:p>
+        </w:tc>
+      </w:tr>
+      <w:tr>
+        <w:tblPrEx>
+          <w:tblCellMar>
+            <w:top w:w="0" w:type="dxa"/>
+            <w:left w:w="108" w:type="dxa"/>
+            <w:bottom w:w="0" w:type="dxa"/>
+            <w:right w:w="108" w:type="dxa"/>
+          </w:tblCellMar>
+        </w:tblPrEx>
+        <w:trPr>
+          <w:trHeight w:val="397" w:hRule="atLeast"/>
+        </w:trPr>
+        <w:tc>
+          <w:tcPr>
+            <w:tcW w:w="7643" w:type="dxa"/>
+            <w:tcBorders>
+              <w:top w:val="single" w:color="000000" w:sz="4" w:space="0"/>
+              <w:bottom w:val="single" w:color="000000" w:sz="4" w:space="0"/>
+              <w:right w:val="single" w:color="000000" w:sz="4" w:space="0"/>
+            </w:tcBorders>
+            <w:shd w:val="clear" w:color="auto" w:fill="auto"/>
+            <w:noWrap/>
+            <w:vAlign w:val="center"/>
+          </w:tcPr>
+          <w:p>
+            <w:pPr>
+              <w:widowControl/>
+              <w:textAlignment w:val="center"/>
+              <w:rPr>
+                <w:rFonts w:ascii="Times New Roman" w:hAnsi="Times New Roman" w:eastAsia="微软雅黑" w:cs="Times New Roman"/>
+                <w:color w:val="000000"/>
+              </w:rPr>
+            </w:pPr>
+            <w:r>
+              <w:rPr>
+                <w:rFonts w:ascii="Times New Roman" w:hAnsi="Times New Roman" w:eastAsia="微软雅黑" w:cs="Times New Roman"/>
+                <w:color w:val="000000"/>
+                <w:lang w:eastAsia="zh-CN" w:bidi="ar"/>
+              </w:rPr>
+              <w:t>3  NTMT1 阴性（Ct&gt;48或Unde）；MAP3K14-AS1 阳性（Ct≤48）；</w:t>
+            </w:r>
+          </w:p>
+        </w:tc>
+        <w:tc>
+          <w:tcPr>
+            <w:tcW w:w="2296" w:type="dxa"/>
+            <w:vMerge w:val="continue"/>
+            <w:tcBorders>
+              <w:top w:val="single" w:color="000000" w:sz="4" w:space="0"/>
+              <w:left w:val="single" w:color="000000" w:sz="4" w:space="0"/>
+              <w:bottom w:val="single" w:color="000000" w:sz="4" w:space="0"/>
+              <w:right w:val="nil"/>
+            </w:tcBorders>
+            <w:shd w:val="clear" w:color="auto" w:fill="auto"/>
+            <w:noWrap/>
+            <w:vAlign w:val="center"/>
+          </w:tcPr>
+          <w:p>
+            <w:pPr>
+              <w:jc w:val="center"/>
+              <w:rPr>
+                <w:rFonts w:ascii="Times New Roman" w:hAnsi="Times New Roman" w:eastAsia="微软雅黑" w:cs="Times New Roman"/>
+                <w:color w:val="000000"/>
+              </w:rPr>
+            </w:pPr>
+          </w:p>
+        </w:tc>
+      </w:tr>
+      <w:tr>
+        <w:tblPrEx>
+          <w:tblCellMar>
+            <w:top w:w="0" w:type="dxa"/>
+            <w:left w:w="108" w:type="dxa"/>
+            <w:bottom w:w="0" w:type="dxa"/>
+            <w:right w:w="108" w:type="dxa"/>
+          </w:tblCellMar>
+        </w:tblPrEx>
+        <w:trPr>
+          <w:trHeight w:val="397" w:hRule="atLeast"/>
+        </w:trPr>
+        <w:tc>
+          <w:tcPr>
+            <w:tcW w:w="7643" w:type="dxa"/>
+            <w:tcBorders>
+              <w:top w:val="single" w:color="000000" w:sz="4" w:space="0"/>
+              <w:bottom w:val="single" w:color="000000" w:sz="4" w:space="0"/>
+              <w:right w:val="single" w:color="000000" w:sz="4" w:space="0"/>
+            </w:tcBorders>
+            <w:shd w:val="clear" w:color="auto" w:fill="auto"/>
+            <w:noWrap/>
+            <w:vAlign w:val="center"/>
+          </w:tcPr>
+          <w:p>
+            <w:pPr>
+              <w:widowControl/>
+              <w:textAlignment w:val="center"/>
+              <w:rPr>
+                <w:rFonts w:ascii="Times New Roman" w:hAnsi="Times New Roman" w:eastAsia="微软雅黑" w:cs="Times New Roman"/>
+                <w:color w:val="000000"/>
+              </w:rPr>
+            </w:pPr>
+            <w:r>
+              <w:rPr>
+                <w:rFonts w:ascii="Times New Roman" w:hAnsi="Times New Roman" w:eastAsia="微软雅黑" w:cs="Times New Roman"/>
+                <w:color w:val="000000"/>
+                <w:lang w:eastAsia="zh-CN" w:bidi="ar"/>
+              </w:rPr>
+              <w:t>4  NTMT1 阴性（Ct&gt;48或Unde）；MAP3K14-AS1 阴性（Ct&gt;48或Unde）；</w:t>
+            </w:r>
+          </w:p>
+        </w:tc>
+        <w:tc>
+          <w:tcPr>
+            <w:tcW w:w="2296" w:type="dxa"/>
+            <w:tcBorders>
+              <w:top w:val="single" w:color="000000" w:sz="4" w:space="0"/>
+              <w:left w:val="single" w:color="000000" w:sz="4" w:space="0"/>
+              <w:bottom w:val="single" w:color="000000" w:sz="4" w:space="0"/>
+              <w:right w:val="nil"/>
+            </w:tcBorders>
+            <w:shd w:val="clear" w:color="auto" w:fill="auto"/>
+            <w:noWrap/>
+            <w:vAlign w:val="center"/>
+          </w:tcPr>
+          <w:p>
+            <w:pPr>
+              <w:widowControl/>
+              <w:jc w:val="center"/>
+              <w:textAlignment w:val="center"/>
+              <w:rPr>
+                <w:rFonts w:ascii="Times New Roman" w:hAnsi="Times New Roman" w:eastAsia="微软雅黑" w:cs="Times New Roman"/>
+                <w:color w:val="000000"/>
+              </w:rPr>
+            </w:pPr>
+            <w:r>
+              <w:rPr>
+                <w:rFonts w:ascii="Times New Roman" w:hAnsi="Times New Roman" w:eastAsia="微软雅黑" w:cs="Times New Roman"/>
+                <w:color w:val="000000"/>
+                <w:lang w:eastAsia="zh-CN" w:bidi="ar"/>
+              </w:rPr>
+              <w:t>阴性</w:t>
+            </w:r>
+          </w:p>
+        </w:tc>
+      </w:tr>
+    </w:tbl>
+    <w:p>
+      <w:pPr>
         <w:widowControl/>
         <w:rPr>
           <w:rFonts w:ascii="Times New Roman" w:hAnsi="Times New Roman" w:eastAsia="微软雅黑" w:cs="Times New Roman"/>
@@ -1624,6 +2647,17 @@
           <w:lang w:eastAsia="zh-CN" w:bidi="ar"/>
         </w:rPr>
       </w:pPr>
+      <w:r>
+        <w:rPr>
+          <w:rFonts w:hint="eastAsia" w:ascii="Times New Roman" w:hAnsi="Times New Roman" w:eastAsia="微软雅黑" w:cs="Times New Roman"/>
+          <w:bCs/>
+          <w:color w:val="000000"/>
+          <w:sz w:val="21"/>
+          <w:szCs w:val="21"/>
+          <w:lang w:eastAsia="zh-CN"/>
+        </w:rPr>
+        <w:t>{% endif %}</w:t>
+      </w:r>
       <w:r>
         <w:rPr>
           <w:rFonts w:ascii="Times New Roman" w:hAnsi="Times New Roman" w:eastAsia="微软雅黑" w:cs="Times New Roman"/>
@@ -1712,7 +2746,6 @@
               </w:rPr>
               <w:t>检测人：</w:t>
             </w:r>
-            <w:bookmarkStart w:id="12" w:name="_GoBack"/>
             <w:r>
               <w:rPr>
                 <w:sz w:val="24"/>
@@ -1895,7 +2928,6 @@
                 </mc:Fallback>
               </mc:AlternateContent>
             </w:r>
-            <w:bookmarkEnd w:id="12"/>
           </w:p>
         </w:tc>
         <w:tc>
@@ -2237,12 +3269,20 @@
           <w:szCs w:val="21"/>
           <w:lang w:eastAsia="zh-CN"/>
         </w:rPr>
-        <w:t xml:space="preserve">，表明您本次送检的粪便样本中未检出与结直肠癌发生的相关基因甲基化异常，目前罹患结直肠癌风险较低。 </w:t>
+        <w:t>，表明您本次送检的</w:t>
       </w:r>
-    </w:p>
-    <w:p>
-      <w:pPr>
-        <w:ind w:firstLine="420" w:firstLineChars="200"/>
+      <w:r>
+        <w:rPr>
+          <w:rFonts w:hint="eastAsia" w:ascii="Times New Roman" w:hAnsi="Times New Roman" w:eastAsia="微软雅黑" w:cs="Times New Roman"/>
+          <w:bCs/>
+          <w:color w:val="000000"/>
+          <w:sz w:val="21"/>
+          <w:szCs w:val="21"/>
+          <w:lang w:eastAsia="zh-CN"/>
+        </w:rPr>
+        <w:t>{% if summaryOfRresults.type == “tissue” %}</w:t>
+      </w:r>
+      <w:r>
         <w:rPr>
           <w:rFonts w:ascii="Times New Roman" w:hAnsi="Times New Roman" w:eastAsia="微软雅黑" w:cs="Times New Roman"/>
           <w:bCs/>
@@ -2250,7 +3290,19 @@
           <w:szCs w:val="21"/>
           <w:lang w:eastAsia="zh-CN"/>
         </w:rPr>
-      </w:pPr>
+        <w:t>粪便</w:t>
+      </w:r>
+      <w:r>
+        <w:rPr>
+          <w:rFonts w:hint="eastAsia" w:ascii="Times New Roman" w:hAnsi="Times New Roman" w:eastAsia="微软雅黑" w:cs="Times New Roman"/>
+          <w:bCs/>
+          <w:color w:val="000000"/>
+          <w:sz w:val="21"/>
+          <w:szCs w:val="21"/>
+          <w:lang w:eastAsia="zh-CN"/>
+        </w:rPr>
+        <w:t>{% endif %}</w:t>
+      </w:r>
       <w:r>
         <w:rPr>
           <w:rFonts w:ascii="Times New Roman" w:hAnsi="Times New Roman" w:eastAsia="微软雅黑" w:cs="Times New Roman"/>
@@ -2259,6 +3311,28 @@
           <w:szCs w:val="21"/>
           <w:lang w:eastAsia="zh-CN"/>
         </w:rPr>
+        <w:t xml:space="preserve">样本中未检出与结直肠癌发生的相关基因甲基化异常，目前罹患结直肠癌风险较低。 </w:t>
+      </w:r>
+    </w:p>
+    <w:p>
+      <w:pPr>
+        <w:ind w:firstLine="420" w:firstLineChars="200"/>
+        <w:rPr>
+          <w:rFonts w:ascii="Times New Roman" w:hAnsi="Times New Roman" w:eastAsia="微软雅黑" w:cs="Times New Roman"/>
+          <w:bCs/>
+          <w:sz w:val="21"/>
+          <w:szCs w:val="21"/>
+          <w:lang w:eastAsia="zh-CN"/>
+        </w:rPr>
+      </w:pPr>
+      <w:r>
+        <w:rPr>
+          <w:rFonts w:ascii="Times New Roman" w:hAnsi="Times New Roman" w:eastAsia="微软雅黑" w:cs="Times New Roman"/>
+          <w:bCs/>
+          <w:sz w:val="21"/>
+          <w:szCs w:val="21"/>
+          <w:lang w:eastAsia="zh-CN"/>
+        </w:rPr>
         <w:t>结直肠癌目前是我国第二高发癌，建议咨询医生综合评估，并遵医嘱预防结直肠癌发生的高危因素。</w:t>
       </w:r>
     </w:p>
@@ -2297,11 +3371,43 @@
         <w:rPr>
           <w:rFonts w:hint="eastAsia" w:ascii="Times New Roman" w:hAnsi="Times New Roman" w:eastAsia="微软雅黑" w:cs="Times New Roman"/>
           <w:bCs/>
+          <w:color w:val="000000"/>
           <w:sz w:val="21"/>
           <w:szCs w:val="21"/>
           <w:lang w:eastAsia="zh-CN"/>
         </w:rPr>
-        <w:t>粪便样本中肠道脱落细胞DNA的含量</w:t>
+        <w:t>{% if summaryOfRresults.type == “tissue” %}</w:t>
+      </w:r>
+      <w:r>
+        <w:rPr>
+          <w:rFonts w:hint="eastAsia" w:ascii="Times New Roman" w:hAnsi="Times New Roman" w:eastAsia="微软雅黑" w:cs="Times New Roman"/>
+          <w:bCs/>
+          <w:sz w:val="21"/>
+          <w:szCs w:val="21"/>
+          <w:lang w:eastAsia="zh-CN"/>
+        </w:rPr>
+        <w:t>粪便样本中肠道脱落细胞{% else %}样本中靶标</w:t>
+      </w:r>
+      <w:r>
+        <w:rPr>
+          <w:rFonts w:hint="eastAsia" w:ascii="Times New Roman" w:hAnsi="Times New Roman" w:eastAsia="微软雅黑" w:cs="Times New Roman"/>
+          <w:bCs/>
+          <w:color w:val="000000"/>
+          <w:sz w:val="21"/>
+          <w:szCs w:val="21"/>
+          <w:lang w:eastAsia="zh-CN"/>
+        </w:rPr>
+        <w:t>{% endif %}</w:t>
+      </w:r>
+      <w:r>
+        <w:rPr>
+          <w:rFonts w:hint="eastAsia" w:ascii="Times New Roman" w:hAnsi="Times New Roman" w:eastAsia="微软雅黑" w:cs="Times New Roman"/>
+          <w:bCs/>
+          <w:sz w:val="21"/>
+          <w:szCs w:val="21"/>
+          <w:lang w:eastAsia="zh-CN"/>
+        </w:rPr>
+        <w:t>DNA的含量</w:t>
       </w:r>
       <w:r>
         <w:rPr>
